--- a/templates/contrat_prestation.docx
+++ b/templates/contrat_prestation.docx
@@ -2693,7 +2693,7 @@
         <w:rPr>
           <w:highlight w:val="yellow"/>
         </w:rPr>
-        <w:t xml:space="preserve">______ ans</w:t>
+        <w:t xml:space="preserve">{conservation_comptable} pour les pièces comptables (devis, factures, reçus, paiements) et {conservation_autres} pour les autres données,</w:t>
       </w:r>
       <w:r>
         <w:t xml:space="preserve"> après la clôture de l’Opération. Le Client peut exercer ses droits d’accès, de rectification et d’opposition auprès de USA CARS à l’adresse e-mail officielle. </w:t>
